--- a/kit/DungeonLegacy-Kit-05-Regolamento-IT.docx
+++ b/kit/DungeonLegacy-Kit-05-Regolamento-IT.docx
@@ -92,7 +92,7 @@
         <w:t xml:space="preserve"> </w:t>
       </w:r>
       <w:r>
-        <w:t xml:space="preserve">è la scheda di presentazione (Fase 1).</w:t>
+        <w:t xml:space="preserve">è la scheda di presentazione o il Racconto di prova (Fase 1).</w:t>
       </w:r>
       <w:r>
         <w:t xml:space="preserve"> </w:t>
@@ -382,7 +382,20 @@
         <w:t xml:space="preserve"> </w:t>
       </w:r>
       <w:r>
-        <w:t xml:space="preserve">Invii una scheda di 1-2 pagine. Il Pitch serve solo a valutare l'idea:</w:t>
+        <w:t xml:space="preserve">Invii una scheda di 1-2 pagine. In alternativa puoi inviare un</w:t>
+      </w:r>
+      <w:r>
+        <w:t xml:space="preserve"> </w:t>
+      </w:r>
+      <w:r>
+        <w:rPr>
+          <w:b/>
+          <w:bCs/>
+        </w:rPr>
+        <w:t xml:space="preserve">Racconto di prova</w:t>
+      </w:r>
+      <w:r>
+        <w:t xml:space="preserve">: l'inizio della tua storia scritto in forma libera (tema, racconto o romanzo), con una nota sul seguito. Pitch e Racconto di prova hanno la stessa natura e servono solo a valutare l'idea:</w:t>
       </w:r>
       <w:r>
         <w:t xml:space="preserve"> </w:t>
@@ -425,7 +438,7 @@
         <w:t xml:space="preserve"> </w:t>
       </w:r>
       <w:r>
-        <w:t xml:space="preserve">Solo chi viene invitato dal Titolare invia il Modulo completo, con la Dichiarazione in fondo.</w:t>
+        <w:t xml:space="preserve">Solo chi viene invitato dal Titolare invia il Modulo completo, con la Dichiarazione in fondo. Se hai inviato un Racconto di prova, il Titolare può preparare il Modulo a partire dal tuo testo e sottoporlo alla tua revisione: il Modulo diventa completo solo quando lo confermi tu e invii la Dichiarazione.</w:t>
       </w:r>
       <w:r>
         <w:t xml:space="preserve"> </w:t>
